--- a/study-prep-output/2026-05-29_biology-final/student_downloads/Chloe_Glossary.docx
+++ b/study-prep-output/2026-05-29_biology-final/student_downloads/Chloe_Glossary.docx
@@ -3364,17 +3364,17 @@
           </w:tcPr>
           <w:p>
             <w:r>
-              <w:t>Vas deferens</w:t>
-            </w:r>
-          </w:p>
-        </w:tc>
-        <w:tc>
-          <w:tcPr>
-            <w:tcW w:type="dxa" w:w="4320"/>
-          </w:tcPr>
-          <w:p>
-            <w:r>
-              <w:t>Tube that carries sperm from the testes to the urethra.</w:t>
+              <w:t>Epididymis</w:t>
+            </w:r>
+          </w:p>
+        </w:tc>
+        <w:tc>
+          <w:tcPr>
+            <w:tcW w:type="dxa" w:w="4320"/>
+          </w:tcPr>
+          <w:p>
+            <w:r>
+              <w:t>Coiled tube on each testis where sperm mature after being made. Sperm pass through this on the way to the vas deferens.</w:t>
             </w:r>
           </w:p>
         </w:tc>
@@ -3386,17 +3386,17 @@
           </w:tcPr>
           <w:p>
             <w:r>
-              <w:t>Prostate</w:t>
-            </w:r>
-          </w:p>
-        </w:tc>
-        <w:tc>
-          <w:tcPr>
-            <w:tcW w:type="dxa" w:w="4320"/>
-          </w:tcPr>
-          <w:p>
-            <w:r>
-              <w:t>Gland that produces seminal fluid (nourishes sperm).</w:t>
+              <w:t>Seminiferous tubules</w:t>
+            </w:r>
+          </w:p>
+        </w:tc>
+        <w:tc>
+          <w:tcPr>
+            <w:tcW w:type="dxa" w:w="4320"/>
+          </w:tcPr>
+          <w:p>
+            <w:r>
+              <w:t>Tubes inside the testes where sperm are actually produced.</w:t>
             </w:r>
           </w:p>
         </w:tc>
@@ -3408,17 +3408,17 @@
           </w:tcPr>
           <w:p>
             <w:r>
-              <w:t>Urethra</w:t>
-            </w:r>
-          </w:p>
-        </w:tc>
-        <w:tc>
-          <w:tcPr>
-            <w:tcW w:type="dxa" w:w="4320"/>
-          </w:tcPr>
-          <w:p>
-            <w:r>
-              <w:t>In males: carries BOTH urine and semen out of the body.</w:t>
+              <w:t>Seminal vesicle</w:t>
+            </w:r>
+          </w:p>
+        </w:tc>
+        <w:tc>
+          <w:tcPr>
+            <w:tcW w:type="dxa" w:w="4320"/>
+          </w:tcPr>
+          <w:p>
+            <w:r>
+              <w:t>Gland that adds nutrient-rich fluid to sperm (along with the prostate) to make semen.</w:t>
             </w:r>
           </w:p>
         </w:tc>
@@ -3430,17 +3430,17 @@
           </w:tcPr>
           <w:p>
             <w:r>
-              <w:t>Ovaries</w:t>
-            </w:r>
-          </w:p>
-        </w:tc>
-        <w:tc>
-          <w:tcPr>
-            <w:tcW w:type="dxa" w:w="4320"/>
-          </w:tcPr>
-          <w:p>
-            <w:r>
-              <w:t>Female gonads. Contain follicles; produce eggs + estrogen + progesterone.</w:t>
+              <w:t>Vas deferens</w:t>
+            </w:r>
+          </w:p>
+        </w:tc>
+        <w:tc>
+          <w:tcPr>
+            <w:tcW w:type="dxa" w:w="4320"/>
+          </w:tcPr>
+          <w:p>
+            <w:r>
+              <w:t>Tube that carries sperm from the testes to the urethra.</w:t>
             </w:r>
           </w:p>
         </w:tc>
@@ -3452,17 +3452,17 @@
           </w:tcPr>
           <w:p>
             <w:r>
-              <w:t>Fallopian tubes</w:t>
-            </w:r>
-          </w:p>
-        </w:tc>
-        <w:tc>
-          <w:tcPr>
-            <w:tcW w:type="dxa" w:w="4320"/>
-          </w:tcPr>
-          <w:p>
-            <w:r>
-              <w:t>Passageway from ovary to uterus; site of fertilization.</w:t>
+              <w:t>Prostate</w:t>
+            </w:r>
+          </w:p>
+        </w:tc>
+        <w:tc>
+          <w:tcPr>
+            <w:tcW w:type="dxa" w:w="4320"/>
+          </w:tcPr>
+          <w:p>
+            <w:r>
+              <w:t>Gland that produces seminal fluid (nourishes sperm).</w:t>
             </w:r>
           </w:p>
         </w:tc>
@@ -3474,17 +3474,17 @@
           </w:tcPr>
           <w:p>
             <w:r>
-              <w:t>Uterus</w:t>
-            </w:r>
-          </w:p>
-        </w:tc>
-        <w:tc>
-          <w:tcPr>
-            <w:tcW w:type="dxa" w:w="4320"/>
-          </w:tcPr>
-          <w:p>
-            <w:r>
-              <w:t>Muscular organ where a fertilized egg implants and develops.</w:t>
+              <w:t>Urethra</w:t>
+            </w:r>
+          </w:p>
+        </w:tc>
+        <w:tc>
+          <w:tcPr>
+            <w:tcW w:type="dxa" w:w="4320"/>
+          </w:tcPr>
+          <w:p>
+            <w:r>
+              <w:t>In males: carries BOTH urine and semen out of the body.</w:t>
             </w:r>
           </w:p>
         </w:tc>
@@ -3496,17 +3496,17 @@
           </w:tcPr>
           <w:p>
             <w:r>
-              <w:t>Cervix</w:t>
-            </w:r>
-          </w:p>
-        </w:tc>
-        <w:tc>
-          <w:tcPr>
-            <w:tcW w:type="dxa" w:w="4320"/>
-          </w:tcPr>
-          <w:p>
-            <w:r>
-              <w:t>The lower opening of the uterus into the vagina.</w:t>
+              <w:t>Ovaries</w:t>
+            </w:r>
+          </w:p>
+        </w:tc>
+        <w:tc>
+          <w:tcPr>
+            <w:tcW w:type="dxa" w:w="4320"/>
+          </w:tcPr>
+          <w:p>
+            <w:r>
+              <w:t>Female gonads. Contain follicles; produce eggs + estrogen + progesterone.</w:t>
             </w:r>
           </w:p>
         </w:tc>
@@ -3518,17 +3518,17 @@
           </w:tcPr>
           <w:p>
             <w:r>
-              <w:t>Vagina</w:t>
-            </w:r>
-          </w:p>
-        </w:tc>
-        <w:tc>
-          <w:tcPr>
-            <w:tcW w:type="dxa" w:w="4320"/>
-          </w:tcPr>
-          <w:p>
-            <w:r>
-              <w:t>The birth canal; also where the penis enters during intercourse.</w:t>
+              <w:t>Fallopian tubes</w:t>
+            </w:r>
+          </w:p>
+        </w:tc>
+        <w:tc>
+          <w:tcPr>
+            <w:tcW w:type="dxa" w:w="4320"/>
+          </w:tcPr>
+          <w:p>
+            <w:r>
+              <w:t>Passageway from ovary to uterus; site of fertilization.</w:t>
             </w:r>
           </w:p>
         </w:tc>
@@ -3540,17 +3540,17 @@
           </w:tcPr>
           <w:p>
             <w:r>
-              <w:t>Placenta</w:t>
-            </w:r>
-          </w:p>
-        </w:tc>
-        <w:tc>
-          <w:tcPr>
-            <w:tcW w:type="dxa" w:w="4320"/>
-          </w:tcPr>
-          <w:p>
-            <w:r>
-              <w:t>Organ that develops during pregnancy; transfers nutrients + O₂ from mother to fetus, removes CO₂ + waste.</w:t>
+              <w:t>Uterus</w:t>
+            </w:r>
+          </w:p>
+        </w:tc>
+        <w:tc>
+          <w:tcPr>
+            <w:tcW w:type="dxa" w:w="4320"/>
+          </w:tcPr>
+          <w:p>
+            <w:r>
+              <w:t>Muscular organ where a fertilized egg implants and develops.</w:t>
             </w:r>
           </w:p>
         </w:tc>
@@ -3562,6 +3562,72 @@
           </w:tcPr>
           <w:p>
             <w:r>
+              <w:t>Cervix</w:t>
+            </w:r>
+          </w:p>
+        </w:tc>
+        <w:tc>
+          <w:tcPr>
+            <w:tcW w:type="dxa" w:w="4320"/>
+          </w:tcPr>
+          <w:p>
+            <w:r>
+              <w:t>The lower opening of the uterus into the vagina.</w:t>
+            </w:r>
+          </w:p>
+        </w:tc>
+      </w:tr>
+      <w:tr>
+        <w:tc>
+          <w:tcPr>
+            <w:tcW w:type="dxa" w:w="4320"/>
+          </w:tcPr>
+          <w:p>
+            <w:r>
+              <w:t>Vagina</w:t>
+            </w:r>
+          </w:p>
+        </w:tc>
+        <w:tc>
+          <w:tcPr>
+            <w:tcW w:type="dxa" w:w="4320"/>
+          </w:tcPr>
+          <w:p>
+            <w:r>
+              <w:t>The birth canal; also where the penis enters during intercourse.</w:t>
+            </w:r>
+          </w:p>
+        </w:tc>
+      </w:tr>
+      <w:tr>
+        <w:tc>
+          <w:tcPr>
+            <w:tcW w:type="dxa" w:w="4320"/>
+          </w:tcPr>
+          <w:p>
+            <w:r>
+              <w:t>Placenta</w:t>
+            </w:r>
+          </w:p>
+        </w:tc>
+        <w:tc>
+          <w:tcPr>
+            <w:tcW w:type="dxa" w:w="4320"/>
+          </w:tcPr>
+          <w:p>
+            <w:r>
+              <w:t>Organ that develops during pregnancy; transfers nutrients + O₂ from mother to fetus, removes CO₂ + waste.</w:t>
+            </w:r>
+          </w:p>
+        </w:tc>
+      </w:tr>
+      <w:tr>
+        <w:tc>
+          <w:tcPr>
+            <w:tcW w:type="dxa" w:w="4320"/>
+          </w:tcPr>
+          <w:p>
+            <w:r>
               <w:t>Umbilical cord</w:t>
             </w:r>
           </w:p>
@@ -3573,6 +3639,50 @@
           <w:p>
             <w:r>
               <w:t>Connects the embryo/fetus to the placenta.</w:t>
+            </w:r>
+          </w:p>
+        </w:tc>
+      </w:tr>
+      <w:tr>
+        <w:tc>
+          <w:tcPr>
+            <w:tcW w:type="dxa" w:w="4320"/>
+          </w:tcPr>
+          <w:p>
+            <w:r>
+              <w:t>Amniotic sac</w:t>
+            </w:r>
+          </w:p>
+        </w:tc>
+        <w:tc>
+          <w:tcPr>
+            <w:tcW w:type="dxa" w:w="4320"/>
+          </w:tcPr>
+          <w:p>
+            <w:r>
+              <w:t>Protective bubble that surrounds the fetus inside the uterus.</w:t>
+            </w:r>
+          </w:p>
+        </w:tc>
+      </w:tr>
+      <w:tr>
+        <w:tc>
+          <w:tcPr>
+            <w:tcW w:type="dxa" w:w="4320"/>
+          </w:tcPr>
+          <w:p>
+            <w:r>
+              <w:t>Amniotic fluid</w:t>
+            </w:r>
+          </w:p>
+        </w:tc>
+        <w:tc>
+          <w:tcPr>
+            <w:tcW w:type="dxa" w:w="4320"/>
+          </w:tcPr>
+          <w:p>
+            <w:r>
+              <w:t>Clear yellowish fluid (98% water) inside the amniotic sac that cushions and protects the fetus.</w:t>
             </w:r>
           </w:p>
         </w:tc>
@@ -3966,6 +4076,50 @@
           <w:p>
             <w:r>
               <w:t>The largest artery — carries oxygenated blood from the left ventricle to the whole body.</w:t>
+            </w:r>
+          </w:p>
+        </w:tc>
+      </w:tr>
+      <w:tr>
+        <w:tc>
+          <w:tcPr>
+            <w:tcW w:type="dxa" w:w="4320"/>
+          </w:tcPr>
+          <w:p>
+            <w:r>
+              <w:t>Aortic arch</w:t>
+            </w:r>
+          </w:p>
+        </w:tc>
+        <w:tc>
+          <w:tcPr>
+            <w:tcW w:type="dxa" w:w="4320"/>
+          </w:tcPr>
+          <w:p>
+            <w:r>
+              <w:t>The curve at the top of the aorta where it bends to head down through the body. (Specifically labeled on the teacher's heart diagram.)</w:t>
+            </w:r>
+          </w:p>
+        </w:tc>
+      </w:tr>
+      <w:tr>
+        <w:tc>
+          <w:tcPr>
+            <w:tcW w:type="dxa" w:w="4320"/>
+          </w:tcPr>
+          <w:p>
+            <w:r>
+              <w:t>Pulmonary trunk</w:t>
+            </w:r>
+          </w:p>
+        </w:tc>
+        <w:tc>
+          <w:tcPr>
+            <w:tcW w:type="dxa" w:w="4320"/>
+          </w:tcPr>
+          <w:p>
+            <w:r>
+              <w:t>The single big vessel coming out of the right ventricle that splits into the right and left pulmonary arteries.</w:t>
             </w:r>
           </w:p>
         </w:tc>
